--- a/configs/templates/amikon-angebot-de.docx
+++ b/configs/templates/amikon-angebot-de.docx
@@ -1175,6 +1175,54 @@
         </w:tc>
       </w:tr>
     </w:tbl>
+    <w:p>
+      <w:pPr>
+        <w:spacing w:before="0" w:after="0" w:line="20" w:lineRule="exact"/>
+        <w:rPr>
+          <w:vanish/>
+          <w:sz w:val="2"/>
+        </w:rPr>
+      </w:pPr>
+      <w:r>
+        <w:rPr>
+          <w:vanish/>
+          <w:sz w:val="2"/>
+        </w:rPr>
+        <w:t>{{#seitenumbruch}}</w:t>
+      </w:r>
+    </w:p>
+    <w:p>
+      <w:pPr>
+        <w:spacing w:before="0" w:after="0"/>
+      </w:pPr>
+      <w:r>
+        <w:br w:type="page"/>
+      </w:r>
+    </w:p>
+    <w:p>
+      <w:pPr>
+        <w:spacing w:before="0" w:after="0" w:line="1700" w:lineRule="exact"/>
+        <w:rPr>
+          <w:sz w:val="2"/>
+        </w:rPr>
+      </w:pPr>
+    </w:p>
+    <w:p>
+      <w:pPr>
+        <w:spacing w:before="0" w:after="0" w:line="20" w:lineRule="exact"/>
+        <w:rPr>
+          <w:vanish/>
+          <w:sz w:val="2"/>
+        </w:rPr>
+      </w:pPr>
+      <w:r>
+        <w:rPr>
+          <w:vanish/>
+          <w:sz w:val="2"/>
+        </w:rPr>
+        <w:t>{{/seitenumbruch}}</w:t>
+      </w:r>
+    </w:p>
     <w:tbl>
       <w:tblPr>
         <w:tblStyle w:val="Tabellenraster"/>
